--- a/Nona_Site_Texts.docx
+++ b/Nona_Site_Texts.docx
@@ -3816,7 +3816,7 @@
           <w:color w:val="666666"/>
           <w:sz w:val="20"/>
         </w:rPr>
-        <w:t>Nella pagina c'è un vero &lt;video&gt; HTML5 con poster (immagine di anteprima) e controlli nativi. Il video placeholder arriva da Pixabay. Sotto: 4 thumbnail cliccabili che aggiornano il poster.</w:t>
+        <w:t>Nella pagina c'è un'immagine full-width con un play button decorativo sovrapposto (mockup). Sotto: 4 thumbnail cliccabili che cambiano l'immagine principale. Quando avremo i video reali delle ricette, basterà sostituire l'&lt;img&gt; con un &lt;video&gt; HTML5 e il player prenderà il controllo.</w:t>
       </w:r>
     </w:p>
     <w:p>
